--- a/informes-growth/rocket-lab-2026-10-14/Rocket Lab - growth - 2026-10-14.docx
+++ b/informes-growth/rocket-lab-2026-10-14/Rocket Lab - growth - 2026-10-14.docx
@@ -3349,7 +3349,7 @@
         <w:pStyle w:val="FirstParagraph"/>
       </w:pPr>
       <w:r>
-        <w:t xml:space="preserve">La cartera value propuesta suma ~29.800 EUR: IGLN (oro), Edenred, Daiichi Sankyo, Uber, Viscofan, Alphabet, Netflix, SAP, Intuit, Nemetschek, LVMH y ~6.300 EUR de liquidez. Ya hay 8 empresas growth analizadas (</w:t>
+        <w:t xml:space="preserve">La cartera value propuesta suma : IGLN (oro), Edenred, Daiichi Sankyo, Uber, Viscofan, Alphabet, Netflix, SAP, Intuit, Nemetschek, LVMH y liquidez. Ya hay 8 empresas growth analizadas (</w:t>
       </w:r>
       <w:r>
         <w:rPr>
@@ -3370,7 +3370,7 @@
         <w:t xml:space="preserve">informes-growth/cartera-growth.md</w:t>
       </w:r>
       <w:r>
-        <w:t xml:space="preserve">). El bolsillo growth podría llegar al 20 % (~5.960 EUR). Una posición de convicción baja sería del 3,5 % (~1.040 EUR).</w:t>
+        <w:t xml:space="preserve">). El bolsillo growth podría llegar al 20 %. Una posición de convicción baja sería del 3,5 %.</w:t>
       </w:r>
     </w:p>
     <w:p>

--- a/informes-growth/rocket-lab-2026-10-14/Rocket Lab - growth - 2026-10-14.docx
+++ b/informes-growth/rocket-lab-2026-10-14/Rocket Lab - growth - 2026-10-14.docx
@@ -20,68 +20,31 @@
           <w:bCs/>
           <w:b/>
         </w:rPr>
-        <w:t xml:space="preserve">Señal (método v7): Mantener</w:t>
-      </w:r>
-      <w:r>
-        <w:t xml:space="preserve"> </w:t>
-      </w:r>
-      <w:r>
-        <w:t xml:space="preserve">· Puntuación 63,8/100 · Señales de cambio de tendencia 3/8 · EV/beneficio bruto 90,8x</w:t>
-      </w:r>
-      <w:r>
-        <w:t xml:space="preserve"> </w:t>
-      </w:r>
-      <w:r>
-        <w:t xml:space="preserve">Precio 64,22 USD · Objetivo 12 m 65,1 USD (ponderada +1,3 %, base +15,7 %, bajista −47,7 %, alcista +67,9 %) · Compra hasta 28,7 USD</w:t>
-      </w:r>
-      <w:r>
-        <w:t xml:space="preserve"> </w:t>
-      </w:r>
-      <w:r>
-        <w:t xml:space="preserve">Peso orientativo: no entra · Por qué: no compra: ponderada &lt; 5 %, EV/beneficio bruto &gt; 35</w:t>
-      </w:r>
-    </w:p>
-    <w:p>
-      <w:pPr>
-        <w:pStyle w:val="BlockText"/>
-      </w:pPr>
-      <w:r>
-        <w:rPr>
-          <w:bCs/>
-          <w:b/>
-        </w:rPr>
-        <w:t xml:space="preserve">Calculado con el método v7</w:t>
-      </w:r>
-      <w:r>
-        <w:t xml:space="preserve"> </w:t>
-      </w:r>
-      <w:r>
-        <w:t xml:space="preserve">(</w:t>
-      </w:r>
-      <w:r>
-        <w:rPr>
-          <w:rStyle w:val="VerbatimChar"/>
-        </w:rPr>
-        <w:t xml:space="preserve">verticales/growth/metodo.md</w:t>
-      </w:r>
-      <w:r>
-        <w:t xml:space="preserve">). Ventas con la regla mecánica (1.756 M USD en el base), múltiplo de hoy (33,6x EV/ventas NTM) con rebaja por desaceleración (18,4x / 30,7x / 39,9x). Probabilidades 35/50/15 porque la ejecución es dudosa (Neutron lleva tres años de retraso) y hay una compra transformadora pendiente (Iridium).</w:t>
-      </w:r>
-      <w:r>
-        <w:t xml:space="preserve"> </w:t>
-      </w:r>
-      <w:r>
-        <w:rPr>
-          <w:bCs/>
-          <w:b/>
-        </w:rPr>
-        <w:t xml:space="preserve">Valoración de Rocket Lab sola, sin Iridium</w:t>
-      </w:r>
-      <w:r>
-        <w:t xml:space="preserve"> </w:t>
-      </w:r>
-      <w:r>
-        <w:t xml:space="preserve">(sección 9).</w:t>
+        <w:t xml:space="preserve">Señal (método vigente v11): Mantener</w:t>
+      </w:r>
+      <w:r>
+        <w:t xml:space="preserve"> </w:t>
+      </w:r>
+      <w:r>
+        <w:t xml:space="preserve">· Puntuación 63,8/100 · Señales de cambio de tendencia 3/8 · EV/ventas NTM 33,6 veces</w:t>
+      </w:r>
+      <w:r>
+        <w:t xml:space="preserve"> </w:t>
+      </w:r>
+      <w:r>
+        <w:t xml:space="preserve">Precio 64,22 USD (fecha del informe) · Objetivo 12 m 65,1 USD · Ponderada +1,3 % · Base +15,7 % · Bajista −47,7 % · Alcista +67,9 % · Compra hasta 28,7 USD</w:t>
+      </w:r>
+      <w:r>
+        <w:t xml:space="preserve"> </w:t>
+      </w:r>
+      <w:r>
+        <w:t xml:space="preserve">Peso orientativo: 0 % de la cartera · Por qué: no compra: ponderada &lt; 5 %, EV/beneficio bruto &gt; 35</w:t>
+      </w:r>
+      <w:r>
+        <w:t xml:space="preserve"> </w:t>
+      </w:r>
+      <w:r>
+        <w:t xml:space="preserve">Cabecera rehecha con la v11 el 15-oct (auditoría de homogeneidad). Antes decía (método v7): Mantener. El texto de abajo puede citar cifras de esa versión anterior; mandan las de esta cabecera.</w:t>
       </w:r>
     </w:p>
     <w:bookmarkStart w:id="20" w:name="la-tesis-en-cinco-líneas"/>
